--- a/使用说明.docx
+++ b/使用说明.docx
@@ -136,6 +136,22 @@
       </w:pPr>
       <w:r>
         <w:t>[5.10 回收站](#510-回收站)</w:t>
+      </w:r>
+    </w:p>
+    <w:p>
+      <w:pPr>
+        <w:pStyle w:val="ListBullet"/>
+      </w:pPr>
+      <w:r>
+        <w:t>[5.11 用户管理](#511-用户管理)</w:t>
+      </w:r>
+    </w:p>
+    <w:p>
+      <w:pPr>
+        <w:pStyle w:val="ListBullet"/>
+      </w:pPr>
+      <w:r>
+        <w:t>[5.12 数据脱敏](#512-数据脱敏)</w:t>
       </w:r>
     </w:p>
     <w:p>
@@ -767,7 +783,7 @@
         <w:pStyle w:val="Heading3"/>
       </w:pPr>
       <w:r>
-        <w:t>2.4 注册管理员账号</w:t>
+        <w:t>2.4 注册账号</w:t>
       </w:r>
     </w:p>
     <w:p>
@@ -790,7 +806,7 @@
         <w:pStyle w:val="ListNumber"/>
       </w:pPr>
       <w:r>
-        <w:t>点击"注册"创建账号（首次注册自动成为标注员）</w:t>
+        <w:t>点击"注册"进入注册页面</w:t>
       </w:r>
     </w:p>
     <w:p>
@@ -798,38 +814,71 @@
         <w:pStyle w:val="ListNumber"/>
       </w:pPr>
       <w:r>
-        <w:t xml:space="preserve">如需管理员权限，需在数据库中手动修改 </w:t>
-      </w:r>
-      <w:r>
-        <w:rPr>
-          <w:rFonts w:ascii="Consolas" w:hAnsi="Consolas"/>
-          <w:sz w:val="18"/>
-        </w:rPr>
-        <w:t>role</w:t>
-      </w:r>
-      <w:r>
-        <w:t xml:space="preserve"> 字段为 </w:t>
-      </w:r>
-      <w:r>
-        <w:rPr>
-          <w:rFonts w:ascii="Consolas" w:hAnsi="Consolas"/>
-          <w:sz w:val="18"/>
-        </w:rPr>
-        <w:t>admin</w:t>
+        <w:t>填写用户名和密码，在角色下拉框中选择对应角色：</w:t>
       </w:r>
     </w:p>
     <w:p>
       <w:pPr>
-        <w:spacing w:before="0" w:after="0"/>
-        <w:ind w:left="567"/>
+        <w:pStyle w:val="ListBullet"/>
       </w:pPr>
       <w:r>
         <w:rPr>
-          <w:rFonts w:ascii="Consolas" w:hAnsi="Consolas"/>
-          <w:color w:val="333333"/>
-          <w:sz w:val="17"/>
+          <w:b/>
         </w:rPr>
-        <w:t>UPDATE users SET role = 'admin' WHERE username = '你的用户名';</w:t>
+        <w:t>管理员</w:t>
+      </w:r>
+      <w:r>
+        <w:t xml:space="preserve"> — 拥有全部权限</w:t>
+      </w:r>
+    </w:p>
+    <w:p>
+      <w:pPr>
+        <w:pStyle w:val="ListBullet"/>
+      </w:pPr>
+      <w:r>
+        <w:rPr>
+          <w:b/>
+        </w:rPr>
+        <w:t>数据管理员</w:t>
+      </w:r>
+      <w:r>
+        <w:t xml:space="preserve"> — 管理项目和导出</w:t>
+      </w:r>
+    </w:p>
+    <w:p>
+      <w:pPr>
+        <w:pStyle w:val="ListBullet"/>
+      </w:pPr>
+      <w:r>
+        <w:rPr>
+          <w:b/>
+        </w:rPr>
+        <w:t>审核员</w:t>
+      </w:r>
+      <w:r>
+        <w:t xml:space="preserve"> — 审核标注结果</w:t>
+      </w:r>
+    </w:p>
+    <w:p>
+      <w:pPr>
+        <w:pStyle w:val="ListBullet"/>
+      </w:pPr>
+      <w:r>
+        <w:rPr>
+          <w:b/>
+        </w:rPr>
+        <w:t>标注员</w:t>
+      </w:r>
+      <w:r>
+        <w:t xml:space="preserve"> — 标注图片（默认角色）</w:t>
+      </w:r>
+    </w:p>
+    <w:p>
+      <w:pPr>
+        <w:pStyle w:val="ListNumber"/>
+      </w:pPr>
+      <w:r>
+        <w:t>点击"注册"，成功后自动登录并跳转到仪表盘</w:t>
       </w:r>
     </w:p>
     <w:p>
@@ -934,7 +983,7 @@
               <w:rPr>
                 <w:sz w:val="18"/>
               </w:rPr>
-              <w:t>全部操作：项目管理、用户管理、上传图片、标注、审核、导出、统计、删除</w:t>
+              <w:t>全部操作：用户管理(增删改角色)、项目管理、上传图片、标注、审核、导出、统计、删除、敏感数据标记</w:t>
             </w:r>
           </w:p>
         </w:tc>
@@ -975,7 +1024,7 @@
               <w:rPr>
                 <w:sz w:val="18"/>
               </w:rPr>
-              <w:t>项目管理、上传图片、自动标注、数据导出、删除图片</w:t>
+              <w:t>项目管理、上传图片、自动标注、数据导出、删除图片、敏感数据标记</w:t>
             </w:r>
           </w:p>
         </w:tc>
@@ -1473,7 +1522,91 @@
     </w:p>
     <w:p>
       <w:r>
-        <w:t>登录后的默认页面，显示系统概览信息和导航入口。</w:t>
+        <w:t>登录后的默认首页，显示个性化的实时数据概览：</w:t>
+      </w:r>
+    </w:p>
+    <w:p>
+      <w:pPr>
+        <w:pStyle w:val="ListBullet"/>
+      </w:pPr>
+      <w:r>
+        <w:rPr>
+          <w:b/>
+        </w:rPr>
+        <w:t>欢迎信息：</w:t>
+      </w:r>
+      <w:r>
+        <w:t xml:space="preserve"> 显示用户名和角色标签</w:t>
+      </w:r>
+    </w:p>
+    <w:p>
+      <w:pPr>
+        <w:pStyle w:val="ListBullet"/>
+      </w:pPr>
+      <w:r>
+        <w:rPr>
+          <w:b/>
+        </w:rPr>
+        <w:t>项目进度：</w:t>
+      </w:r>
+      <w:r>
+        <w:t xml:space="preserve"> 标注进度百分比 + 进度条（已标注/总数）</w:t>
+      </w:r>
+    </w:p>
+    <w:p>
+      <w:pPr>
+        <w:pStyle w:val="ListBullet"/>
+      </w:pPr>
+      <w:r>
+        <w:rPr>
+          <w:b/>
+        </w:rPr>
+        <w:t>我的待办：</w:t>
+      </w:r>
+      <w:r>
+        <w:t xml:space="preserve"> 根据角色自动计算 —— 标注员显示待标注图片数，审核员显示待审核数</w:t>
+      </w:r>
+    </w:p>
+    <w:p>
+      <w:pPr>
+        <w:pStyle w:val="ListBullet"/>
+      </w:pPr>
+      <w:r>
+        <w:rPr>
+          <w:b/>
+        </w:rPr>
+        <w:t>审核动态：</w:t>
+      </w:r>
+      <w:r>
+        <w:t xml:space="preserve"> 最近 5 条审核记录（审核员名、通过/退回、原因）</w:t>
+      </w:r>
+    </w:p>
+    <w:p>
+      <w:pPr>
+        <w:pStyle w:val="ListBullet"/>
+      </w:pPr>
+      <w:r>
+        <w:rPr>
+          <w:b/>
+        </w:rPr>
+        <w:t>快速统计：</w:t>
+      </w:r>
+      <w:r>
+        <w:t xml:space="preserve"> 活跃项目数、图片总数、审核通过数、审核退回数</w:t>
+      </w:r>
+    </w:p>
+    <w:p>
+      <w:pPr>
+        <w:pStyle w:val="ListBullet"/>
+      </w:pPr>
+      <w:r>
+        <w:rPr>
+          <w:b/>
+        </w:rPr>
+        <w:t>最近项目：</w:t>
+      </w:r>
+      <w:r>
+        <w:t xml:space="preserve"> 点击可直接进入项目图片列表</w:t>
       </w:r>
     </w:p>
     <w:p>
@@ -1859,6 +1992,47 @@
               <w:rPr>
                 <w:sz w:val="18"/>
               </w:rPr>
+              <w:t>🛡 敏感标记</w:t>
+            </w:r>
+          </w:p>
+        </w:tc>
+        <w:tc>
+          <w:tcPr>
+            <w:tcW w:type="dxa" w:w="2880"/>
+          </w:tcPr>
+          <w:p>
+            <w:r>
+              <w:rPr>
+                <w:sz w:val="18"/>
+              </w:rPr>
+              <w:t>管理员/数据管理员</w:t>
+            </w:r>
+          </w:p>
+        </w:tc>
+        <w:tc>
+          <w:tcPr>
+            <w:tcW w:type="dxa" w:w="2880"/>
+          </w:tcPr>
+          <w:p>
+            <w:r>
+              <w:rPr>
+                <w:sz w:val="18"/>
+              </w:rPr>
+              <w:t>标记/取消敏感数据（黄色高亮）</w:t>
+            </w:r>
+          </w:p>
+        </w:tc>
+      </w:tr>
+      <w:tr>
+        <w:tc>
+          <w:tcPr>
+            <w:tcW w:type="dxa" w:w="2880"/>
+          </w:tcPr>
+          <w:p>
+            <w:r>
+              <w:rPr>
+                <w:sz w:val="18"/>
+              </w:rPr>
               <w:t>🗑️</w:t>
             </w:r>
           </w:p>
@@ -1892,6 +2066,17 @@
       </w:tr>
     </w:tbl>
     <w:p/>
+    <w:p>
+      <w:r>
+        <w:rPr>
+          <w:b/>
+        </w:rPr>
+        <w:t>敏感数据提醒：</w:t>
+      </w:r>
+      <w:r>
+        <w:t xml:space="preserve"> 上传区域上方有黄色提示文字"上传前请确保数据已脱敏处理"。被标记为敏感的图片卡片上会显示红色徽章"含敏感数据"和备注信息。</w:t>
+      </w:r>
+    </w:p>
     <w:p>
       <w:pPr>
         <w:pStyle w:val="Heading3"/>
@@ -3613,6 +3798,210 @@
       </w:r>
     </w:p>
     <w:p>
+      <w:pPr>
+        <w:pStyle w:val="Heading3"/>
+      </w:pPr>
+      <w:r>
+        <w:t>5.11 用户管理</w:t>
+      </w:r>
+    </w:p>
+    <w:p>
+      <w:r>
+        <w:rPr>
+          <w:b/>
+        </w:rPr>
+        <w:t>路径：</w:t>
+      </w:r>
+      <w:r>
+        <w:t xml:space="preserve"> 侧边栏 → 用户管理（仅管理员可见）</w:t>
+      </w:r>
+    </w:p>
+    <w:p>
+      <w:r>
+        <w:t>管理员可以集中管理所有用户账号：</w:t>
+      </w:r>
+    </w:p>
+    <w:p>
+      <w:pPr>
+        <w:pStyle w:val="ListBullet"/>
+      </w:pPr>
+      <w:r>
+        <w:rPr>
+          <w:b/>
+        </w:rPr>
+        <w:t>查看用户列表：</w:t>
+      </w:r>
+      <w:r>
+        <w:t xml:space="preserve"> 表格显示用户名、显示名称、角色、状态（正常/已停用）、创建时间</w:t>
+      </w:r>
+    </w:p>
+    <w:p>
+      <w:pPr>
+        <w:pStyle w:val="ListBullet"/>
+      </w:pPr>
+      <w:r>
+        <w:rPr>
+          <w:b/>
+        </w:rPr>
+        <w:t>新建账号：</w:t>
+      </w:r>
+      <w:r>
+        <w:t xml:space="preserve"> 点击"新建账号"，填写用户名、密码、选择角色即可创建</w:t>
+      </w:r>
+    </w:p>
+    <w:p>
+      <w:pPr>
+        <w:pStyle w:val="ListBullet"/>
+      </w:pPr>
+      <w:r>
+        <w:rPr>
+          <w:b/>
+        </w:rPr>
+        <w:t>修改角色：</w:t>
+      </w:r>
+      <w:r>
+        <w:t xml:space="preserve"> 在表格中直接通过下拉框切换用户角色（管理员/数据管理员/审核员/标注员）</w:t>
+      </w:r>
+    </w:p>
+    <w:p>
+      <w:pPr>
+        <w:pStyle w:val="ListBullet"/>
+      </w:pPr>
+      <w:r>
+        <w:rPr>
+          <w:b/>
+        </w:rPr>
+        <w:t>停用/启用：</w:t>
+      </w:r>
+      <w:r>
+        <w:t xml:space="preserve"> 点击"停用"按钮禁用账号（用户将无法登录），点击"启用"恢复</w:t>
+      </w:r>
+    </w:p>
+    <w:p>
+      <w:pPr>
+        <w:pStyle w:val="ListBullet"/>
+      </w:pPr>
+      <w:r>
+        <w:rPr>
+          <w:b/>
+        </w:rPr>
+        <w:t>安全约束：</w:t>
+      </w:r>
+      <w:r>
+        <w:t xml:space="preserve"> 管理员不能修改自己的角色，不能停用自己</w:t>
+      </w:r>
+    </w:p>
+    <w:p>
+      <w:r>
+        <w:t>&gt; 被停用的用户在列表中显示为灰色并标记"已停用"，登录时会被拒绝。</w:t>
+      </w:r>
+    </w:p>
+    <w:p>
+      <w:pPr>
+        <w:pStyle w:val="Heading3"/>
+      </w:pPr>
+      <w:r>
+        <w:t>5.12 数据脱敏</w:t>
+      </w:r>
+    </w:p>
+    <w:p>
+      <w:r>
+        <w:t>平台提供数据脱敏提示功能，帮助团队识别和管理可能包含敏感信息的图片。</w:t>
+      </w:r>
+    </w:p>
+    <w:p>
+      <w:r>
+        <w:rPr>
+          <w:b/>
+        </w:rPr>
+        <w:t>上传提醒：</w:t>
+      </w:r>
+      <w:r>
+        <w:t xml:space="preserve"> 图片列表页面上传区域旁有常驻提示"上传前请确保数据已脱敏处理"。</w:t>
+      </w:r>
+    </w:p>
+    <w:p>
+      <w:r>
+        <w:rPr>
+          <w:b/>
+        </w:rPr>
+        <w:t>敏感标记：</w:t>
+      </w:r>
+    </w:p>
+    <w:p>
+      <w:pPr>
+        <w:pStyle w:val="ListNumber"/>
+      </w:pPr>
+      <w:r>
+        <w:t>管理员或数据管理员点击图片卡片上的 🛡 按钮</w:t>
+      </w:r>
+    </w:p>
+    <w:p>
+      <w:pPr>
+        <w:pStyle w:val="ListNumber"/>
+      </w:pPr>
+      <w:r>
+        <w:t>系统弹出输入框，可填写敏感数据说明（如"含人脸信息"、"含车牌号"等）</w:t>
+      </w:r>
+    </w:p>
+    <w:p>
+      <w:pPr>
+        <w:pStyle w:val="ListNumber"/>
+      </w:pPr>
+      <w:r>
+        <w:t xml:space="preserve">标记后图片卡片显示红色 </w:t>
+      </w:r>
+      <w:r>
+        <w:rPr>
+          <w:b/>
+        </w:rPr>
+        <w:t>含敏感数据</w:t>
+      </w:r>
+      <w:r>
+        <w:t xml:space="preserve"> 徽章和黄色备注文字</w:t>
+      </w:r>
+    </w:p>
+    <w:p>
+      <w:pPr>
+        <w:pStyle w:val="ListNumber"/>
+      </w:pPr>
+      <w:r>
+        <w:t>再次点击 🛡 按钮可取消标记</w:t>
+      </w:r>
+    </w:p>
+    <w:p>
+      <w:r>
+        <w:rPr>
+          <w:b/>
+        </w:rPr>
+        <w:t>使用场景：</w:t>
+      </w:r>
+    </w:p>
+    <w:p>
+      <w:pPr>
+        <w:pStyle w:val="ListBullet"/>
+      </w:pPr>
+      <w:r>
+        <w:t>医疗数据中含患者信息 → 标记"需去除姓名/ID"</w:t>
+      </w:r>
+    </w:p>
+    <w:p>
+      <w:pPr>
+        <w:pStyle w:val="ListBullet"/>
+      </w:pPr>
+      <w:r>
+        <w:t>街景图片含人脸/车牌 → 标记"含人脸信息需模糊处理"</w:t>
+      </w:r>
+    </w:p>
+    <w:p>
+      <w:pPr>
+        <w:pStyle w:val="ListBullet"/>
+      </w:pPr>
+      <w:r>
+        <w:t>文档扫描件含联系方式 → 标记"含手机号需遮盖"</w:t>
+      </w:r>
+    </w:p>
+    <w:p>
       <w:r>
         <w:t>____________________________________________________________</w:t>
       </w:r>
@@ -4060,6 +4449,45 @@
       </w:pPr>
       <w:r>
         <w:t>建议定期通过数据导出功能保存标注数据</w:t>
+      </w:r>
+    </w:p>
+    <w:p>
+      <w:pPr>
+        <w:pStyle w:val="Heading3"/>
+      </w:pPr>
+      <w:r>
+        <w:t>7.8 如何创建不同角色的账号？</w:t>
+      </w:r>
+    </w:p>
+    <w:p>
+      <w:r>
+        <w:t>注册页面有角色下拉框，可选择管理员、数据管理员、审核员或标注员。如果已经是管理员，也可在"用户管理"页面直接为他人创建任意角色的账号。</w:t>
+      </w:r>
+    </w:p>
+    <w:p>
+      <w:pPr>
+        <w:pStyle w:val="Heading3"/>
+      </w:pPr>
+      <w:r>
+        <w:t>7.9 如何标记图片含敏感数据？</w:t>
+      </w:r>
+    </w:p>
+    <w:p>
+      <w:r>
+        <w:t>管理员或数据管理员在图片卡片上点击 🛡 按钮，可选择填写敏感数据说明。标记后卡片会显示红色"含敏感数据"徽章。再次点击按钮可取消标记。</w:t>
+      </w:r>
+    </w:p>
+    <w:p>
+      <w:pPr>
+        <w:pStyle w:val="Heading3"/>
+      </w:pPr>
+      <w:r>
+        <w:t>7.10 账号被停用了怎么办？</w:t>
+      </w:r>
+    </w:p>
+    <w:p>
+      <w:r>
+        <w:t>联系管理员在"用户管理"页面点击"启用"按钮即可恢复。管理员不能停用自己的账号。</w:t>
       </w:r>
     </w:p>
     <w:p>
@@ -4670,7 +5098,7 @@
     </w:p>
     <w:p>
       <w:r>
-        <w:t>&gt; 版本：v1.0 | 更新日期：2026-05-25</w:t>
+        <w:t>&gt; 版本：v1.1 | 更新日期：2026-05-25</w:t>
       </w:r>
     </w:p>
     <w:sectPr>
